--- a/Spine/基础操作.docx
+++ b/Spine/基础操作.docx
@@ -109,10 +109,6 @@
           <w:numId w:val="0"/>
         </w:numPr>
         <w:ind w:leftChars="0"/>
-        <w:rPr>
-          <w:rFonts w:hint="default" w:eastAsiaTheme="minorEastAsia"/>
-          <w:lang w:val="en-US" w:eastAsia="zh-CN"/>
-        </w:rPr>
       </w:pPr>
       <w:r>
         <w:drawing>
@@ -175,27 +171,7 @@
           <w:rFonts w:hint="eastAsia"/>
           <w:lang w:val="en-US" w:eastAsia="zh-CN"/>
         </w:rPr>
-        <w:t>基本概念</w:t>
-      </w:r>
-    </w:p>
-    <w:p>
-      <w:pPr>
-        <w:numPr>
-          <w:ilvl w:val="0"/>
-          <w:numId w:val="2"/>
-        </w:numPr>
-        <w:ind w:left="420" w:leftChars="0" w:hanging="420" w:firstLineChars="0"/>
-        <w:rPr>
-          <w:rFonts w:hint="default" w:eastAsiaTheme="minorEastAsia"/>
-          <w:lang w:val="en-US" w:eastAsia="zh-CN"/>
-        </w:rPr>
-      </w:pPr>
-      <w:r>
-        <w:rPr>
-          <w:rFonts w:hint="eastAsia"/>
-          <w:lang w:val="en-US" w:eastAsia="zh-CN"/>
-        </w:rPr>
-        <w:t>附件</w:t>
+        <w:t>面板功能介绍</w:t>
       </w:r>
     </w:p>
     <w:p>
@@ -213,9 +189,9 @@
       <w:r>
         <w:drawing>
           <wp:inline distT="0" distB="0" distL="114300" distR="114300">
-            <wp:extent cx="5266690" cy="2825750"/>
-            <wp:effectExtent l="0" t="0" r="6350" b="8890"/>
-            <wp:docPr id="7" name="图片 7"/>
+            <wp:extent cx="5274310" cy="2809240"/>
+            <wp:effectExtent l="0" t="0" r="13970" b="10160"/>
+            <wp:docPr id="9" name="图片 1"/>
             <wp:cNvGraphicFramePr>
               <a:graphicFrameLocks xmlns:a="http://schemas.openxmlformats.org/drawingml/2006/main" noChangeAspect="1"/>
             </wp:cNvGraphicFramePr>
@@ -223,7 +199,7 @@
               <a:graphicData uri="http://schemas.openxmlformats.org/drawingml/2006/picture">
                 <pic:pic xmlns:pic="http://schemas.openxmlformats.org/drawingml/2006/picture">
                   <pic:nvPicPr>
-                    <pic:cNvPr id="7" name="图片 7"/>
+                    <pic:cNvPr id="9" name="图片 1"/>
                     <pic:cNvPicPr>
                       <a:picLocks noChangeAspect="1"/>
                     </pic:cNvPicPr>
@@ -237,7 +213,7 @@
                   <pic:spPr>
                     <a:xfrm>
                       <a:off x="0" y="0"/>
-                      <a:ext cx="5266690" cy="2825750"/>
+                      <a:ext cx="5274310" cy="2809240"/>
                     </a:xfrm>
                     <a:prstGeom prst="rect">
                       <a:avLst/>
@@ -253,128 +229,47 @@
           </wp:inline>
         </w:drawing>
       </w:r>
-    </w:p>
-    <w:p>
-      <w:pPr>
-        <w:numPr>
-          <w:ilvl w:val="0"/>
-          <w:numId w:val="0"/>
-        </w:numPr>
-        <w:ind w:leftChars="0"/>
-        <w:rPr>
-          <w:rFonts w:hint="default" w:eastAsiaTheme="minorEastAsia"/>
-          <w:lang w:val="en-US" w:eastAsia="zh-CN"/>
-        </w:rPr>
-      </w:pPr>
-      <w:r>
-        <w:rPr>
-          <w:rFonts w:hint="default" w:eastAsiaTheme="minorEastAsia"/>
-          <w:lang w:val="en-US" w:eastAsia="zh-CN"/>
-        </w:rPr>
-        <w:t>附件包含两种状态 ：01 原始附件 （没有被编辑改变的附件素材）</w:t>
-      </w:r>
-    </w:p>
-    <w:p>
-      <w:pPr>
-        <w:numPr>
-          <w:ilvl w:val="0"/>
-          <w:numId w:val="0"/>
-        </w:numPr>
-        <w:ind w:leftChars="0"/>
-        <w:rPr>
-          <w:rFonts w:hint="default" w:eastAsiaTheme="minorEastAsia"/>
-          <w:lang w:val="en-US" w:eastAsia="zh-CN"/>
-        </w:rPr>
-      </w:pPr>
-    </w:p>
-    <w:p>
-      <w:pPr>
-        <w:numPr>
-          <w:ilvl w:val="0"/>
-          <w:numId w:val="0"/>
-        </w:numPr>
-        <w:ind w:leftChars="0"/>
-        <w:rPr>
-          <w:rFonts w:hint="default" w:eastAsiaTheme="minorEastAsia"/>
-          <w:lang w:val="en-US" w:eastAsia="zh-CN"/>
-        </w:rPr>
-      </w:pPr>
-      <w:r>
-        <w:rPr>
-          <w:rFonts w:hint="default" w:eastAsiaTheme="minorEastAsia"/>
-          <w:lang w:val="en-US" w:eastAsia="zh-CN"/>
-        </w:rPr>
-        <w:t xml:space="preserve">                   02  网格（需要被编辑改变的附件素材）-----网格</w:t>
-      </w:r>
+      <w:bookmarkStart w:id="1" w:name="_GoBack"/>
+      <w:bookmarkEnd w:id="1"/>
+    </w:p>
+    <w:p>
+      <w:pPr>
+        <w:numPr>
+          <w:ilvl w:val="0"/>
+          <w:numId w:val="1"/>
+        </w:numPr>
+        <w:ind w:left="425" w:leftChars="0" w:hanging="425" w:firstLineChars="0"/>
+        <w:rPr>
+          <w:rFonts w:hint="default" w:eastAsiaTheme="minorEastAsia"/>
+          <w:lang w:val="en-US" w:eastAsia="zh-CN"/>
+        </w:rPr>
+      </w:pPr>
       <w:r>
         <w:rPr>
           <w:rFonts w:hint="eastAsia"/>
           <w:lang w:val="en-US" w:eastAsia="zh-CN"/>
         </w:rPr>
-        <w:t>（</w:t>
-      </w:r>
+        <w:t>基本概念</w:t>
+      </w:r>
+    </w:p>
+    <w:p>
+      <w:pPr>
+        <w:numPr>
+          <w:ilvl w:val="0"/>
+          <w:numId w:val="2"/>
+        </w:numPr>
+        <w:ind w:left="420" w:leftChars="0" w:hanging="420" w:firstLineChars="0"/>
+        <w:rPr>
+          <w:rFonts w:hint="default" w:eastAsiaTheme="minorEastAsia"/>
+          <w:lang w:val="en-US" w:eastAsia="zh-CN"/>
+        </w:rPr>
+      </w:pPr>
       <w:r>
         <w:rPr>
           <w:rFonts w:hint="eastAsia"/>
           <w:lang w:val="en-US" w:eastAsia="zh-CN"/>
         </w:rPr>
-        <w:fldChar w:fldCharType="begin"/>
-      </w:r>
-      <w:r>
-        <w:rPr>
-          <w:rFonts w:hint="eastAsia"/>
-          <w:lang w:val="en-US" w:eastAsia="zh-CN"/>
-        </w:rPr>
-        <w:instrText xml:space="preserve"> HYPERLINK \l "网格权重和骨骼的关系" </w:instrText>
-      </w:r>
-      <w:r>
-        <w:rPr>
-          <w:rFonts w:hint="eastAsia"/>
-          <w:lang w:val="en-US" w:eastAsia="zh-CN"/>
-        </w:rPr>
-        <w:fldChar w:fldCharType="separate"/>
-      </w:r>
-      <w:r>
-        <w:rPr>
-          <w:rStyle w:val="4"/>
-          <w:rFonts w:hint="eastAsia"/>
-          <w:lang w:val="en-US" w:eastAsia="zh-CN"/>
-        </w:rPr>
-        <w:t>权重</w:t>
-      </w:r>
-      <w:r>
-        <w:rPr>
-          <w:rFonts w:hint="eastAsia"/>
-          <w:lang w:val="en-US" w:eastAsia="zh-CN"/>
-        </w:rPr>
-        <w:fldChar w:fldCharType="end"/>
-      </w:r>
-      <w:r>
-        <w:rPr>
-          <w:rFonts w:hint="eastAsia"/>
-          <w:lang w:val="en-US" w:eastAsia="zh-CN"/>
-        </w:rPr>
-        <w:t>）</w:t>
-      </w:r>
-    </w:p>
-    <w:p>
-      <w:pPr>
-        <w:numPr>
-          <w:ilvl w:val="0"/>
-          <w:numId w:val="2"/>
-        </w:numPr>
-        <w:ind w:left="420" w:leftChars="0" w:hanging="420" w:firstLineChars="0"/>
-        <w:rPr>
-          <w:rFonts w:hint="default" w:eastAsiaTheme="minorEastAsia"/>
-          <w:lang w:val="en-US" w:eastAsia="zh-CN"/>
-        </w:rPr>
-      </w:pPr>
-      <w:r>
-        <w:rPr>
-          <w:rFonts w:hint="default" w:eastAsiaTheme="minorEastAsia"/>
-          <w:lang w:val="en-US" w:eastAsia="zh-CN"/>
-        </w:rPr>
-        <w:t>插槽：用来收容附件的上一层 父级工具。</w:t>
+        <w:t>附件</w:t>
       </w:r>
     </w:p>
     <w:p>
@@ -394,7 +289,7 @@
           <wp:inline distT="0" distB="0" distL="114300" distR="114300">
             <wp:extent cx="5266690" cy="2825750"/>
             <wp:effectExtent l="0" t="0" r="6350" b="8890"/>
-            <wp:docPr id="6" name="图片 6"/>
+            <wp:docPr id="7" name="图片 7"/>
             <wp:cNvGraphicFramePr>
               <a:graphicFrameLocks xmlns:a="http://schemas.openxmlformats.org/drawingml/2006/main" noChangeAspect="1"/>
             </wp:cNvGraphicFramePr>
@@ -402,7 +297,7 @@
               <a:graphicData uri="http://schemas.openxmlformats.org/drawingml/2006/picture">
                 <pic:pic xmlns:pic="http://schemas.openxmlformats.org/drawingml/2006/picture">
                   <pic:nvPicPr>
-                    <pic:cNvPr id="6" name="图片 6"/>
+                    <pic:cNvPr id="7" name="图片 7"/>
                     <pic:cNvPicPr>
                       <a:picLocks noChangeAspect="1"/>
                     </pic:cNvPicPr>
@@ -450,6 +345,185 @@
           <w:rFonts w:hint="default" w:eastAsiaTheme="minorEastAsia"/>
           <w:lang w:val="en-US" w:eastAsia="zh-CN"/>
         </w:rPr>
+        <w:t>附件包含两种状态 ：01 原始附件 （没有被编辑改变的附件素材）</w:t>
+      </w:r>
+    </w:p>
+    <w:p>
+      <w:pPr>
+        <w:numPr>
+          <w:ilvl w:val="0"/>
+          <w:numId w:val="0"/>
+        </w:numPr>
+        <w:ind w:leftChars="0"/>
+        <w:rPr>
+          <w:rFonts w:hint="default" w:eastAsiaTheme="minorEastAsia"/>
+          <w:lang w:val="en-US" w:eastAsia="zh-CN"/>
+        </w:rPr>
+      </w:pPr>
+    </w:p>
+    <w:p>
+      <w:pPr>
+        <w:numPr>
+          <w:ilvl w:val="0"/>
+          <w:numId w:val="0"/>
+        </w:numPr>
+        <w:ind w:leftChars="0"/>
+        <w:rPr>
+          <w:rFonts w:hint="default" w:eastAsiaTheme="minorEastAsia"/>
+          <w:lang w:val="en-US" w:eastAsia="zh-CN"/>
+        </w:rPr>
+      </w:pPr>
+      <w:r>
+        <w:rPr>
+          <w:rFonts w:hint="default" w:eastAsiaTheme="minorEastAsia"/>
+          <w:lang w:val="en-US" w:eastAsia="zh-CN"/>
+        </w:rPr>
+        <w:t xml:space="preserve">                   02  网格（需要被编辑改变的附件素材）-----网格</w:t>
+      </w:r>
+      <w:r>
+        <w:rPr>
+          <w:rFonts w:hint="eastAsia"/>
+          <w:lang w:val="en-US" w:eastAsia="zh-CN"/>
+        </w:rPr>
+        <w:t>（</w:t>
+      </w:r>
+      <w:r>
+        <w:rPr>
+          <w:rFonts w:hint="eastAsia"/>
+          <w:lang w:val="en-US" w:eastAsia="zh-CN"/>
+        </w:rPr>
+        <w:fldChar w:fldCharType="begin"/>
+      </w:r>
+      <w:r>
+        <w:rPr>
+          <w:rFonts w:hint="eastAsia"/>
+          <w:lang w:val="en-US" w:eastAsia="zh-CN"/>
+        </w:rPr>
+        <w:instrText xml:space="preserve"> HYPERLINK \l "网格权重和骨骼的关系" </w:instrText>
+      </w:r>
+      <w:r>
+        <w:rPr>
+          <w:rFonts w:hint="eastAsia"/>
+          <w:lang w:val="en-US" w:eastAsia="zh-CN"/>
+        </w:rPr>
+        <w:fldChar w:fldCharType="separate"/>
+      </w:r>
+      <w:r>
+        <w:rPr>
+          <w:rStyle w:val="4"/>
+          <w:rFonts w:hint="eastAsia"/>
+          <w:lang w:val="en-US" w:eastAsia="zh-CN"/>
+        </w:rPr>
+        <w:t>权重</w:t>
+      </w:r>
+      <w:r>
+        <w:rPr>
+          <w:rFonts w:hint="eastAsia"/>
+          <w:lang w:val="en-US" w:eastAsia="zh-CN"/>
+        </w:rPr>
+        <w:fldChar w:fldCharType="end"/>
+      </w:r>
+      <w:r>
+        <w:rPr>
+          <w:rFonts w:hint="eastAsia"/>
+          <w:lang w:val="en-US" w:eastAsia="zh-CN"/>
+        </w:rPr>
+        <w:t>）</w:t>
+      </w:r>
+    </w:p>
+    <w:p>
+      <w:pPr>
+        <w:numPr>
+          <w:ilvl w:val="0"/>
+          <w:numId w:val="2"/>
+        </w:numPr>
+        <w:ind w:left="420" w:leftChars="0" w:hanging="420" w:firstLineChars="0"/>
+        <w:rPr>
+          <w:rFonts w:hint="default" w:eastAsiaTheme="minorEastAsia"/>
+          <w:lang w:val="en-US" w:eastAsia="zh-CN"/>
+        </w:rPr>
+      </w:pPr>
+      <w:r>
+        <w:rPr>
+          <w:rFonts w:hint="default" w:eastAsiaTheme="minorEastAsia"/>
+          <w:lang w:val="en-US" w:eastAsia="zh-CN"/>
+        </w:rPr>
+        <w:t>插槽：用来收容附件的上一层 父级工具。</w:t>
+      </w:r>
+    </w:p>
+    <w:p>
+      <w:pPr>
+        <w:numPr>
+          <w:ilvl w:val="0"/>
+          <w:numId w:val="0"/>
+        </w:numPr>
+        <w:ind w:leftChars="0"/>
+        <w:rPr>
+          <w:rFonts w:hint="default" w:eastAsiaTheme="minorEastAsia"/>
+          <w:lang w:val="en-US" w:eastAsia="zh-CN"/>
+        </w:rPr>
+      </w:pPr>
+      <w:r>
+        <w:drawing>
+          <wp:inline distT="0" distB="0" distL="114300" distR="114300">
+            <wp:extent cx="5266690" cy="2825750"/>
+            <wp:effectExtent l="0" t="0" r="6350" b="8890"/>
+            <wp:docPr id="6" name="图片 6"/>
+            <wp:cNvGraphicFramePr>
+              <a:graphicFrameLocks xmlns:a="http://schemas.openxmlformats.org/drawingml/2006/main" noChangeAspect="1"/>
+            </wp:cNvGraphicFramePr>
+            <a:graphic xmlns:a="http://schemas.openxmlformats.org/drawingml/2006/main">
+              <a:graphicData uri="http://schemas.openxmlformats.org/drawingml/2006/picture">
+                <pic:pic xmlns:pic="http://schemas.openxmlformats.org/drawingml/2006/picture">
+                  <pic:nvPicPr>
+                    <pic:cNvPr id="6" name="图片 6"/>
+                    <pic:cNvPicPr>
+                      <a:picLocks noChangeAspect="1"/>
+                    </pic:cNvPicPr>
+                  </pic:nvPicPr>
+                  <pic:blipFill>
+                    <a:blip r:embed="rId8"/>
+                    <a:stretch>
+                      <a:fillRect/>
+                    </a:stretch>
+                  </pic:blipFill>
+                  <pic:spPr>
+                    <a:xfrm>
+                      <a:off x="0" y="0"/>
+                      <a:ext cx="5266690" cy="2825750"/>
+                    </a:xfrm>
+                    <a:prstGeom prst="rect">
+                      <a:avLst/>
+                    </a:prstGeom>
+                    <a:noFill/>
+                    <a:ln>
+                      <a:noFill/>
+                    </a:ln>
+                  </pic:spPr>
+                </pic:pic>
+              </a:graphicData>
+            </a:graphic>
+          </wp:inline>
+        </w:drawing>
+      </w:r>
+    </w:p>
+    <w:p>
+      <w:pPr>
+        <w:numPr>
+          <w:ilvl w:val="0"/>
+          <w:numId w:val="0"/>
+        </w:numPr>
+        <w:ind w:leftChars="0"/>
+        <w:rPr>
+          <w:rFonts w:hint="default" w:eastAsiaTheme="minorEastAsia"/>
+          <w:lang w:val="en-US" w:eastAsia="zh-CN"/>
+        </w:rPr>
+      </w:pPr>
+      <w:r>
+        <w:rPr>
+          <w:rFonts w:hint="default" w:eastAsiaTheme="minorEastAsia"/>
+          <w:lang w:val="en-US" w:eastAsia="zh-CN"/>
+        </w:rPr>
         <w:t xml:space="preserve">创建插槽的方法 </w:t>
       </w:r>
     </w:p>
@@ -571,6 +645,26 @@
           <w:lang w:val="en-US" w:eastAsia="zh-CN"/>
         </w:rPr>
         <w:t>骨骼：用来驱动插槽动画的上一层父级工具。</w:t>
+      </w:r>
+    </w:p>
+    <w:p>
+      <w:pPr>
+        <w:numPr>
+          <w:ilvl w:val="0"/>
+          <w:numId w:val="0"/>
+        </w:numPr>
+        <w:ind w:leftChars="0"/>
+        <w:rPr>
+          <w:rFonts w:hint="default" w:eastAsiaTheme="minorEastAsia"/>
+          <w:lang w:val="en-US" w:eastAsia="zh-CN"/>
+        </w:rPr>
+      </w:pPr>
+      <w:r>
+        <w:rPr>
+          <w:rFonts w:hint="eastAsia"/>
+          <w:lang w:val="en-US" w:eastAsia="zh-CN"/>
+        </w:rPr>
+        <w:t>骨骼的快速绑定，使用ctrl来选中附件，然后点击创建骨骼就可以了</w:t>
       </w:r>
     </w:p>
     <w:p>
@@ -604,7 +698,7 @@
                     </pic:cNvPicPr>
                   </pic:nvPicPr>
                   <pic:blipFill>
-                    <a:blip r:embed="rId8"/>
+                    <a:blip r:embed="rId9"/>
                     <a:stretch>
                       <a:fillRect/>
                     </a:stretch>
@@ -1090,6 +1184,7 @@
     <w:p>
       <w:pPr>
         <w:numPr>
+          <w:ilvl w:val="0"/>
           <w:numId w:val="0"/>
         </w:numPr>
         <w:ind w:leftChars="0"/>
@@ -1108,61 +1203,6 @@
                 <pic:pic xmlns:pic="http://schemas.openxmlformats.org/drawingml/2006/picture">
                   <pic:nvPicPr>
                     <pic:cNvPr id="5" name="图片 2"/>
-                    <pic:cNvPicPr>
-                      <a:picLocks noChangeAspect="1"/>
-                    </pic:cNvPicPr>
-                  </pic:nvPicPr>
-                  <pic:blipFill>
-                    <a:blip r:embed="rId9"/>
-                    <a:stretch>
-                      <a:fillRect/>
-                    </a:stretch>
-                  </pic:blipFill>
-                  <pic:spPr>
-                    <a:xfrm>
-                      <a:off x="0" y="0"/>
-                      <a:ext cx="5266690" cy="2825750"/>
-                    </a:xfrm>
-                    <a:prstGeom prst="rect">
-                      <a:avLst/>
-                    </a:prstGeom>
-                    <a:noFill/>
-                    <a:ln>
-                      <a:noFill/>
-                    </a:ln>
-                  </pic:spPr>
-                </pic:pic>
-              </a:graphicData>
-            </a:graphic>
-          </wp:inline>
-        </w:drawing>
-      </w:r>
-    </w:p>
-    <w:p>
-      <w:pPr>
-        <w:numPr>
-          <w:numId w:val="0"/>
-        </w:numPr>
-        <w:ind w:leftChars="0"/>
-        <w:rPr>
-          <w:rFonts w:hint="default"/>
-          <w:lang w:val="en-US" w:eastAsia="zh-CN"/>
-        </w:rPr>
-      </w:pPr>
-      <w:r>
-        <w:drawing>
-          <wp:inline distT="0" distB="0" distL="114300" distR="114300">
-            <wp:extent cx="5266690" cy="2825750"/>
-            <wp:effectExtent l="0" t="0" r="6350" b="8890"/>
-            <wp:docPr id="8" name="图片 3"/>
-            <wp:cNvGraphicFramePr>
-              <a:graphicFrameLocks xmlns:a="http://schemas.openxmlformats.org/drawingml/2006/main" noChangeAspect="1"/>
-            </wp:cNvGraphicFramePr>
-            <a:graphic xmlns:a="http://schemas.openxmlformats.org/drawingml/2006/main">
-              <a:graphicData uri="http://schemas.openxmlformats.org/drawingml/2006/picture">
-                <pic:pic xmlns:pic="http://schemas.openxmlformats.org/drawingml/2006/picture">
-                  <pic:nvPicPr>
-                    <pic:cNvPr id="8" name="图片 3"/>
                     <pic:cNvPicPr>
                       <a:picLocks noChangeAspect="1"/>
                     </pic:cNvPicPr>
@@ -1196,6 +1236,63 @@
     <w:p>
       <w:pPr>
         <w:numPr>
+          <w:ilvl w:val="0"/>
+          <w:numId w:val="0"/>
+        </w:numPr>
+        <w:ind w:leftChars="0"/>
+        <w:rPr>
+          <w:rFonts w:hint="default"/>
+          <w:lang w:val="en-US" w:eastAsia="zh-CN"/>
+        </w:rPr>
+      </w:pPr>
+      <w:r>
+        <w:drawing>
+          <wp:inline distT="0" distB="0" distL="114300" distR="114300">
+            <wp:extent cx="5266690" cy="2825750"/>
+            <wp:effectExtent l="0" t="0" r="6350" b="8890"/>
+            <wp:docPr id="8" name="图片 3"/>
+            <wp:cNvGraphicFramePr>
+              <a:graphicFrameLocks xmlns:a="http://schemas.openxmlformats.org/drawingml/2006/main" noChangeAspect="1"/>
+            </wp:cNvGraphicFramePr>
+            <a:graphic xmlns:a="http://schemas.openxmlformats.org/drawingml/2006/main">
+              <a:graphicData uri="http://schemas.openxmlformats.org/drawingml/2006/picture">
+                <pic:pic xmlns:pic="http://schemas.openxmlformats.org/drawingml/2006/picture">
+                  <pic:nvPicPr>
+                    <pic:cNvPr id="8" name="图片 3"/>
+                    <pic:cNvPicPr>
+                      <a:picLocks noChangeAspect="1"/>
+                    </pic:cNvPicPr>
+                  </pic:nvPicPr>
+                  <pic:blipFill>
+                    <a:blip r:embed="rId11"/>
+                    <a:stretch>
+                      <a:fillRect/>
+                    </a:stretch>
+                  </pic:blipFill>
+                  <pic:spPr>
+                    <a:xfrm>
+                      <a:off x="0" y="0"/>
+                      <a:ext cx="5266690" cy="2825750"/>
+                    </a:xfrm>
+                    <a:prstGeom prst="rect">
+                      <a:avLst/>
+                    </a:prstGeom>
+                    <a:noFill/>
+                    <a:ln>
+                      <a:noFill/>
+                    </a:ln>
+                  </pic:spPr>
+                </pic:pic>
+              </a:graphicData>
+            </a:graphic>
+          </wp:inline>
+        </w:drawing>
+      </w:r>
+    </w:p>
+    <w:p>
+      <w:pPr>
+        <w:numPr>
+          <w:ilvl w:val="0"/>
           <w:numId w:val="0"/>
         </w:numPr>
         <w:ind w:leftChars="0"/>
@@ -1211,8 +1308,6 @@
         </w:rPr>
         <w:t>骨骼通过点设置的权重来控制点的运动，点的又通过三角面来拉伸图片。只要有一个顶点在权重</w:t>
       </w:r>
-      <w:bookmarkStart w:id="1" w:name="_GoBack"/>
-      <w:bookmarkEnd w:id="1"/>
     </w:p>
     <w:sectPr>
       <w:pgSz w:w="11906" w:h="16838"/>
@@ -1345,7 +1440,7 @@
     <w:lsdException w:qFormat="1" w:unhideWhenUsed="0" w:uiPriority="0" w:semiHidden="0" w:name="Title"/>
     <w:lsdException w:unhideWhenUsed="0" w:uiPriority="0" w:semiHidden="0" w:name="Closing"/>
     <w:lsdException w:unhideWhenUsed="0" w:uiPriority="0" w:semiHidden="0" w:name="Signature"/>
-    <w:lsdException w:unhideWhenUsed="0" w:uiPriority="0" w:name="Default Paragraph Font"/>
+    <w:lsdException w:qFormat="1" w:unhideWhenUsed="0" w:uiPriority="0" w:name="Default Paragraph Font"/>
     <w:lsdException w:unhideWhenUsed="0" w:uiPriority="0" w:semiHidden="0" w:name="Body Text"/>
     <w:lsdException w:unhideWhenUsed="0" w:uiPriority="0" w:semiHidden="0" w:name="Body Text Indent"/>
     <w:lsdException w:unhideWhenUsed="0" w:uiPriority="0" w:semiHidden="0" w:name="List Continue"/>
@@ -1365,8 +1460,8 @@
     <w:lsdException w:unhideWhenUsed="0" w:uiPriority="0" w:semiHidden="0" w:name="Body Text Indent 2"/>
     <w:lsdException w:unhideWhenUsed="0" w:uiPriority="0" w:semiHidden="0" w:name="Body Text Indent 3"/>
     <w:lsdException w:unhideWhenUsed="0" w:uiPriority="0" w:semiHidden="0" w:name="Block Text"/>
-    <w:lsdException w:unhideWhenUsed="0" w:uiPriority="0" w:semiHidden="0" w:name="Hyperlink"/>
-    <w:lsdException w:unhideWhenUsed="0" w:uiPriority="0" w:semiHidden="0" w:name="FollowedHyperlink"/>
+    <w:lsdException w:qFormat="1" w:unhideWhenUsed="0" w:uiPriority="0" w:semiHidden="0" w:name="Hyperlink"/>
+    <w:lsdException w:qFormat="1" w:unhideWhenUsed="0" w:uiPriority="0" w:semiHidden="0" w:name="FollowedHyperlink"/>
     <w:lsdException w:qFormat="1" w:unhideWhenUsed="0" w:uiPriority="0" w:semiHidden="0" w:name="Strong"/>
     <w:lsdException w:qFormat="1" w:unhideWhenUsed="0" w:uiPriority="0" w:semiHidden="0" w:name="Emphasis"/>
     <w:lsdException w:unhideWhenUsed="0" w:uiPriority="0" w:semiHidden="0" w:name="Document Map"/>
@@ -1548,6 +1643,7 @@
   <w:style w:type="character" w:default="1" w:styleId="3">
     <w:name w:val="Default Paragraph Font"/>
     <w:semiHidden/>
+    <w:qFormat/>
     <w:uiPriority w:val="0"/>
   </w:style>
   <w:style w:type="table" w:default="1" w:styleId="2">
@@ -1566,6 +1662,7 @@
   <w:style w:type="character" w:styleId="4">
     <w:name w:val="FollowedHyperlink"/>
     <w:basedOn w:val="3"/>
+    <w:qFormat/>
     <w:uiPriority w:val="0"/>
     <w:rPr>
       <w:color w:val="800080"/>
@@ -1575,6 +1672,7 @@
   <w:style w:type="character" w:styleId="5">
     <w:name w:val="Hyperlink"/>
     <w:basedOn w:val="3"/>
+    <w:qFormat/>
     <w:uiPriority w:val="0"/>
     <w:rPr>
       <w:color w:val="0000FF"/>

--- a/Spine/基础操作.docx
+++ b/Spine/基础操作.docx
@@ -181,10 +181,6 @@
           <w:numId w:val="0"/>
         </w:numPr>
         <w:ind w:leftChars="0"/>
-        <w:rPr>
-          <w:rFonts w:hint="default" w:eastAsiaTheme="minorEastAsia"/>
-          <w:lang w:val="en-US" w:eastAsia="zh-CN"/>
-        </w:rPr>
       </w:pPr>
       <w:r>
         <w:drawing>
@@ -229,8 +225,136 @@
           </wp:inline>
         </w:drawing>
       </w:r>
+    </w:p>
+    <w:p>
+      <w:pPr>
+        <w:numPr>
+          <w:ilvl w:val="0"/>
+          <w:numId w:val="1"/>
+        </w:numPr>
+        <w:ind w:left="425" w:leftChars="0" w:hanging="425" w:firstLineChars="0"/>
+        <w:rPr>
+          <w:rFonts w:hint="default" w:eastAsiaTheme="minorEastAsia"/>
+          <w:lang w:val="en-US" w:eastAsia="zh-CN"/>
+        </w:rPr>
+      </w:pPr>
+      <w:r>
+        <w:rPr>
+          <w:rFonts w:hint="eastAsia"/>
+          <w:lang w:val="en-US" w:eastAsia="zh-CN"/>
+        </w:rPr>
+        <w:t>动画面板</w:t>
+      </w:r>
+    </w:p>
+    <w:p>
+      <w:pPr>
+        <w:numPr>
+          <w:ilvl w:val="0"/>
+          <w:numId w:val="0"/>
+        </w:numPr>
+        <w:ind w:leftChars="0"/>
+      </w:pPr>
       <w:bookmarkStart w:id="1" w:name="_GoBack"/>
+      <w:r>
+        <w:drawing>
+          <wp:inline distT="0" distB="0" distL="114300" distR="114300">
+            <wp:extent cx="5266055" cy="2808605"/>
+            <wp:effectExtent l="0" t="0" r="6985" b="10795"/>
+            <wp:docPr id="3" name="F35B0BEE-F18A-47BB-8FCB-E00DA2F2635D-1" descr="C:/Users/86543/AppData/Local/Temp/wps.gfsPBbwps"/>
+            <wp:cNvGraphicFramePr>
+              <a:graphicFrameLocks xmlns:a="http://schemas.openxmlformats.org/drawingml/2006/main" noChangeAspect="1"/>
+            </wp:cNvGraphicFramePr>
+            <a:graphic xmlns:a="http://schemas.openxmlformats.org/drawingml/2006/main">
+              <a:graphicData uri="http://schemas.openxmlformats.org/drawingml/2006/picture">
+                <pic:pic xmlns:pic="http://schemas.openxmlformats.org/drawingml/2006/picture">
+                  <pic:nvPicPr>
+                    <pic:cNvPr id="3" name="F35B0BEE-F18A-47BB-8FCB-E00DA2F2635D-1" descr="C:/Users/86543/AppData/Local/Temp/wps.gfsPBbwps"/>
+                    <pic:cNvPicPr>
+                      <a:picLocks noChangeAspect="1"/>
+                    </pic:cNvPicPr>
+                  </pic:nvPicPr>
+                  <pic:blipFill>
+                    <a:blip r:embed="rId7"/>
+                    <a:stretch>
+                      <a:fillRect/>
+                    </a:stretch>
+                  </pic:blipFill>
+                  <pic:spPr>
+                    <a:xfrm>
+                      <a:off x="0" y="0"/>
+                      <a:ext cx="5266055" cy="2808605"/>
+                    </a:xfrm>
+                    <a:prstGeom prst="rect">
+                      <a:avLst/>
+                    </a:prstGeom>
+                    <a:noFill/>
+                    <a:ln>
+                      <a:noFill/>
+                    </a:ln>
+                  </pic:spPr>
+                </pic:pic>
+              </a:graphicData>
+            </a:graphic>
+          </wp:inline>
+        </w:drawing>
+      </w:r>
       <w:bookmarkEnd w:id="1"/>
+    </w:p>
+    <w:p>
+      <w:pPr>
+        <w:numPr>
+          <w:ilvl w:val="0"/>
+          <w:numId w:val="0"/>
+        </w:numPr>
+        <w:ind w:leftChars="0"/>
+        <w:rPr>
+          <w:rFonts w:hint="default"/>
+          <w:lang w:val="en-US" w:eastAsia="zh-CN"/>
+        </w:rPr>
+      </w:pPr>
+      <w:r>
+        <w:drawing>
+          <wp:inline distT="0" distB="0" distL="114300" distR="114300">
+            <wp:extent cx="5266690" cy="2792730"/>
+            <wp:effectExtent l="0" t="0" r="6350" b="11430"/>
+            <wp:docPr id="10" name="图片 2"/>
+            <wp:cNvGraphicFramePr>
+              <a:graphicFrameLocks xmlns:a="http://schemas.openxmlformats.org/drawingml/2006/main" noChangeAspect="1"/>
+            </wp:cNvGraphicFramePr>
+            <a:graphic xmlns:a="http://schemas.openxmlformats.org/drawingml/2006/main">
+              <a:graphicData uri="http://schemas.openxmlformats.org/drawingml/2006/picture">
+                <pic:pic xmlns:pic="http://schemas.openxmlformats.org/drawingml/2006/picture">
+                  <pic:nvPicPr>
+                    <pic:cNvPr id="10" name="图片 2"/>
+                    <pic:cNvPicPr>
+                      <a:picLocks noChangeAspect="1"/>
+                    </pic:cNvPicPr>
+                  </pic:nvPicPr>
+                  <pic:blipFill>
+                    <a:blip r:embed="rId8"/>
+                    <a:stretch>
+                      <a:fillRect/>
+                    </a:stretch>
+                  </pic:blipFill>
+                  <pic:spPr>
+                    <a:xfrm>
+                      <a:off x="0" y="0"/>
+                      <a:ext cx="5266690" cy="2792730"/>
+                    </a:xfrm>
+                    <a:prstGeom prst="rect">
+                      <a:avLst/>
+                    </a:prstGeom>
+                    <a:noFill/>
+                    <a:ln>
+                      <a:noFill/>
+                    </a:ln>
+                  </pic:spPr>
+                </pic:pic>
+              </a:graphicData>
+            </a:graphic>
+          </wp:inline>
+        </w:drawing>
+      </w:r>
     </w:p>
     <w:p>
       <w:pPr>
@@ -303,7 +427,7 @@
                     </pic:cNvPicPr>
                   </pic:nvPicPr>
                   <pic:blipFill>
-                    <a:blip r:embed="rId7"/>
+                    <a:blip r:embed="rId9"/>
                     <a:stretch>
                       <a:fillRect/>
                     </a:stretch>
@@ -477,732 +601,6 @@
                 <pic:pic xmlns:pic="http://schemas.openxmlformats.org/drawingml/2006/picture">
                   <pic:nvPicPr>
                     <pic:cNvPr id="6" name="图片 6"/>
-                    <pic:cNvPicPr>
-                      <a:picLocks noChangeAspect="1"/>
-                    </pic:cNvPicPr>
-                  </pic:nvPicPr>
-                  <pic:blipFill>
-                    <a:blip r:embed="rId8"/>
-                    <a:stretch>
-                      <a:fillRect/>
-                    </a:stretch>
-                  </pic:blipFill>
-                  <pic:spPr>
-                    <a:xfrm>
-                      <a:off x="0" y="0"/>
-                      <a:ext cx="5266690" cy="2825750"/>
-                    </a:xfrm>
-                    <a:prstGeom prst="rect">
-                      <a:avLst/>
-                    </a:prstGeom>
-                    <a:noFill/>
-                    <a:ln>
-                      <a:noFill/>
-                    </a:ln>
-                  </pic:spPr>
-                </pic:pic>
-              </a:graphicData>
-            </a:graphic>
-          </wp:inline>
-        </w:drawing>
-      </w:r>
-    </w:p>
-    <w:p>
-      <w:pPr>
-        <w:numPr>
-          <w:ilvl w:val="0"/>
-          <w:numId w:val="0"/>
-        </w:numPr>
-        <w:ind w:leftChars="0"/>
-        <w:rPr>
-          <w:rFonts w:hint="default" w:eastAsiaTheme="minorEastAsia"/>
-          <w:lang w:val="en-US" w:eastAsia="zh-CN"/>
-        </w:rPr>
-      </w:pPr>
-      <w:r>
-        <w:rPr>
-          <w:rFonts w:hint="default" w:eastAsiaTheme="minorEastAsia"/>
-          <w:lang w:val="en-US" w:eastAsia="zh-CN"/>
-        </w:rPr>
-        <w:t xml:space="preserve">创建插槽的方法 </w:t>
-      </w:r>
-    </w:p>
-    <w:p>
-      <w:pPr>
-        <w:numPr>
-          <w:ilvl w:val="0"/>
-          <w:numId w:val="0"/>
-        </w:numPr>
-        <w:ind w:leftChars="0"/>
-        <w:rPr>
-          <w:rFonts w:hint="default" w:eastAsiaTheme="minorEastAsia"/>
-          <w:lang w:val="en-US" w:eastAsia="zh-CN"/>
-        </w:rPr>
-      </w:pPr>
-      <w:r>
-        <w:rPr>
-          <w:rFonts w:hint="default" w:eastAsiaTheme="minorEastAsia"/>
-          <w:lang w:val="en-US" w:eastAsia="zh-CN"/>
-        </w:rPr>
-        <w:t xml:space="preserve"> 1 直接拖拽图片到视窗  软件自动建立一个和图片素材文件名相同的插槽</w:t>
-      </w:r>
-    </w:p>
-    <w:p>
-      <w:pPr>
-        <w:numPr>
-          <w:ilvl w:val="0"/>
-          <w:numId w:val="0"/>
-        </w:numPr>
-        <w:ind w:leftChars="0"/>
-        <w:rPr>
-          <w:rFonts w:hint="default" w:eastAsiaTheme="minorEastAsia"/>
-          <w:lang w:val="en-US" w:eastAsia="zh-CN"/>
-        </w:rPr>
-      </w:pPr>
-      <w:r>
-        <w:rPr>
-          <w:rFonts w:hint="default" w:eastAsiaTheme="minorEastAsia"/>
-          <w:lang w:val="en-US" w:eastAsia="zh-CN"/>
-        </w:rPr>
-        <w:t xml:space="preserve"> 2 通过创建骨骼来建立插槽（讲完骨骼命令再给大家演示）</w:t>
-      </w:r>
-    </w:p>
-    <w:p>
-      <w:pPr>
-        <w:numPr>
-          <w:ilvl w:val="0"/>
-          <w:numId w:val="0"/>
-        </w:numPr>
-        <w:ind w:leftChars="0"/>
-        <w:rPr>
-          <w:rFonts w:hint="default" w:eastAsiaTheme="minorEastAsia"/>
-          <w:lang w:val="en-US" w:eastAsia="zh-CN"/>
-        </w:rPr>
-      </w:pPr>
-      <w:r>
-        <w:rPr>
-          <w:rFonts w:hint="default" w:eastAsiaTheme="minorEastAsia"/>
-          <w:lang w:val="en-US" w:eastAsia="zh-CN"/>
-        </w:rPr>
-        <w:t xml:space="preserve"> 一个插槽可以拥有很多子附件。但是却永远只能显示一个附件</w:t>
-      </w:r>
-    </w:p>
-    <w:p>
-      <w:pPr>
-        <w:numPr>
-          <w:ilvl w:val="0"/>
-          <w:numId w:val="0"/>
-        </w:numPr>
-        <w:ind w:leftChars="0"/>
-        <w:rPr>
-          <w:rFonts w:hint="default" w:eastAsiaTheme="minorEastAsia"/>
-          <w:lang w:val="en-US" w:eastAsia="zh-CN"/>
-        </w:rPr>
-      </w:pPr>
-      <w:r>
-        <w:rPr>
-          <w:rFonts w:hint="default" w:eastAsiaTheme="minorEastAsia"/>
-          <w:lang w:val="en-US" w:eastAsia="zh-CN"/>
-        </w:rPr>
-        <w:t>讲解插槽的作用 ：做序列动画（讲概念 理解概念就行 后面的课程讲实战案例）</w:t>
-      </w:r>
-    </w:p>
-    <w:p>
-      <w:pPr>
-        <w:numPr>
-          <w:ilvl w:val="0"/>
-          <w:numId w:val="0"/>
-        </w:numPr>
-        <w:ind w:leftChars="0"/>
-        <w:rPr>
-          <w:rFonts w:hint="default" w:eastAsiaTheme="minorEastAsia"/>
-          <w:lang w:val="en-US" w:eastAsia="zh-CN"/>
-        </w:rPr>
-      </w:pPr>
-      <w:r>
-        <w:rPr>
-          <w:rFonts w:hint="default" w:eastAsiaTheme="minorEastAsia"/>
-          <w:lang w:val="en-US" w:eastAsia="zh-CN"/>
-        </w:rPr>
-        <w:t>通过在绘制顺序下调整插槽来改变图片的上下级显示关系 非常重要。（讲概念 理解概念就行 后面的课程讲实战案例）</w:t>
-      </w:r>
-    </w:p>
-    <w:p>
-      <w:pPr>
-        <w:numPr>
-          <w:ilvl w:val="0"/>
-          <w:numId w:val="2"/>
-        </w:numPr>
-        <w:ind w:left="420" w:leftChars="0" w:hanging="420" w:firstLineChars="0"/>
-        <w:rPr>
-          <w:rFonts w:hint="default" w:eastAsiaTheme="minorEastAsia"/>
-          <w:lang w:val="en-US" w:eastAsia="zh-CN"/>
-        </w:rPr>
-      </w:pPr>
-      <w:r>
-        <w:rPr>
-          <w:rFonts w:hint="default" w:eastAsiaTheme="minorEastAsia"/>
-          <w:lang w:val="en-US" w:eastAsia="zh-CN"/>
-        </w:rPr>
-        <w:t>骨骼：用来驱动插槽动画的上一层父级工具。</w:t>
-      </w:r>
-    </w:p>
-    <w:p>
-      <w:pPr>
-        <w:numPr>
-          <w:ilvl w:val="0"/>
-          <w:numId w:val="0"/>
-        </w:numPr>
-        <w:ind w:leftChars="0"/>
-        <w:rPr>
-          <w:rFonts w:hint="default" w:eastAsiaTheme="minorEastAsia"/>
-          <w:lang w:val="en-US" w:eastAsia="zh-CN"/>
-        </w:rPr>
-      </w:pPr>
-      <w:r>
-        <w:rPr>
-          <w:rFonts w:hint="eastAsia"/>
-          <w:lang w:val="en-US" w:eastAsia="zh-CN"/>
-        </w:rPr>
-        <w:t>骨骼的快速绑定，使用ctrl来选中附件，然后点击创建骨骼就可以了</w:t>
-      </w:r>
-    </w:p>
-    <w:p>
-      <w:pPr>
-        <w:numPr>
-          <w:ilvl w:val="0"/>
-          <w:numId w:val="0"/>
-        </w:numPr>
-        <w:ind w:leftChars="0"/>
-        <w:rPr>
-          <w:rFonts w:hint="default" w:eastAsiaTheme="minorEastAsia"/>
-          <w:lang w:val="en-US" w:eastAsia="zh-CN"/>
-        </w:rPr>
-      </w:pPr>
-      <w:r>
-        <w:drawing>
-          <wp:inline distT="0" distB="0" distL="114300" distR="114300">
-            <wp:extent cx="5274310" cy="2829560"/>
-            <wp:effectExtent l="0" t="0" r="13970" b="5080"/>
-            <wp:docPr id="4" name="图片 4"/>
-            <wp:cNvGraphicFramePr>
-              <a:graphicFrameLocks xmlns:a="http://schemas.openxmlformats.org/drawingml/2006/main" noChangeAspect="1"/>
-            </wp:cNvGraphicFramePr>
-            <a:graphic xmlns:a="http://schemas.openxmlformats.org/drawingml/2006/main">
-              <a:graphicData uri="http://schemas.openxmlformats.org/drawingml/2006/picture">
-                <pic:pic xmlns:pic="http://schemas.openxmlformats.org/drawingml/2006/picture">
-                  <pic:nvPicPr>
-                    <pic:cNvPr id="4" name="图片 4"/>
-                    <pic:cNvPicPr>
-                      <a:picLocks noChangeAspect="1"/>
-                    </pic:cNvPicPr>
-                  </pic:nvPicPr>
-                  <pic:blipFill>
-                    <a:blip r:embed="rId9"/>
-                    <a:stretch>
-                      <a:fillRect/>
-                    </a:stretch>
-                  </pic:blipFill>
-                  <pic:spPr>
-                    <a:xfrm>
-                      <a:off x="0" y="0"/>
-                      <a:ext cx="5274310" cy="2829560"/>
-                    </a:xfrm>
-                    <a:prstGeom prst="rect">
-                      <a:avLst/>
-                    </a:prstGeom>
-                    <a:noFill/>
-                    <a:ln>
-                      <a:noFill/>
-                    </a:ln>
-                  </pic:spPr>
-                </pic:pic>
-              </a:graphicData>
-            </a:graphic>
-          </wp:inline>
-        </w:drawing>
-      </w:r>
-    </w:p>
-    <w:p>
-      <w:pPr>
-        <w:numPr>
-          <w:ilvl w:val="0"/>
-          <w:numId w:val="0"/>
-        </w:numPr>
-        <w:ind w:leftChars="0"/>
-        <w:rPr>
-          <w:rFonts w:hint="default" w:eastAsiaTheme="minorEastAsia"/>
-          <w:lang w:val="en-US" w:eastAsia="zh-CN"/>
-        </w:rPr>
-      </w:pPr>
-      <w:r>
-        <w:rPr>
-          <w:rFonts w:hint="default" w:eastAsiaTheme="minorEastAsia"/>
-          <w:lang w:val="en-US" w:eastAsia="zh-CN"/>
-        </w:rPr>
-        <w:t>默认情况下SPINE会分配一个主骨骼对象（root），主骨骼对象（root）是无法删除的。默认处在原点位置。是所有骨骼的最高父级骨骼。</w:t>
-      </w:r>
-    </w:p>
-    <w:p>
-      <w:pPr>
-        <w:numPr>
-          <w:ilvl w:val="0"/>
-          <w:numId w:val="0"/>
-        </w:numPr>
-        <w:ind w:leftChars="0"/>
-        <w:rPr>
-          <w:rFonts w:hint="default" w:eastAsiaTheme="minorEastAsia"/>
-          <w:lang w:val="en-US" w:eastAsia="zh-CN"/>
-        </w:rPr>
-      </w:pPr>
-    </w:p>
-    <w:p>
-      <w:pPr>
-        <w:numPr>
-          <w:ilvl w:val="0"/>
-          <w:numId w:val="0"/>
-        </w:numPr>
-        <w:ind w:leftChars="0"/>
-        <w:rPr>
-          <w:rFonts w:hint="default" w:eastAsiaTheme="minorEastAsia"/>
-          <w:lang w:val="en-US" w:eastAsia="zh-CN"/>
-        </w:rPr>
-      </w:pPr>
-      <w:r>
-        <w:rPr>
-          <w:rFonts w:hint="default" w:eastAsiaTheme="minorEastAsia"/>
-          <w:lang w:val="en-US" w:eastAsia="zh-CN"/>
-        </w:rPr>
-        <w:t>除去主骨骼对象（root） spine下所有的其它骨骼都需要 我们手动创建 并手动指定它为某一个插槽的父层级</w:t>
-      </w:r>
-    </w:p>
-    <w:p>
-      <w:pPr>
-        <w:numPr>
-          <w:ilvl w:val="0"/>
-          <w:numId w:val="0"/>
-        </w:numPr>
-        <w:ind w:leftChars="0"/>
-        <w:rPr>
-          <w:rFonts w:hint="default" w:eastAsiaTheme="minorEastAsia"/>
-          <w:lang w:val="en-US" w:eastAsia="zh-CN"/>
-        </w:rPr>
-      </w:pPr>
-    </w:p>
-    <w:p>
-      <w:pPr>
-        <w:numPr>
-          <w:ilvl w:val="0"/>
-          <w:numId w:val="0"/>
-        </w:numPr>
-        <w:ind w:leftChars="0"/>
-        <w:rPr>
-          <w:rFonts w:hint="default" w:eastAsiaTheme="minorEastAsia"/>
-          <w:lang w:val="en-US" w:eastAsia="zh-CN"/>
-        </w:rPr>
-      </w:pPr>
-    </w:p>
-    <w:p>
-      <w:pPr>
-        <w:numPr>
-          <w:ilvl w:val="0"/>
-          <w:numId w:val="0"/>
-        </w:numPr>
-        <w:ind w:leftChars="0"/>
-        <w:rPr>
-          <w:rFonts w:hint="default" w:eastAsiaTheme="minorEastAsia"/>
-          <w:lang w:val="en-US" w:eastAsia="zh-CN"/>
-        </w:rPr>
-      </w:pPr>
-      <w:r>
-        <w:rPr>
-          <w:rFonts w:hint="default" w:eastAsiaTheme="minorEastAsia"/>
-          <w:lang w:val="en-US" w:eastAsia="zh-CN"/>
-        </w:rPr>
-        <w:t>讲解 如何为 插槽指定骨骼</w:t>
-      </w:r>
-    </w:p>
-    <w:p>
-      <w:pPr>
-        <w:numPr>
-          <w:ilvl w:val="0"/>
-          <w:numId w:val="0"/>
-        </w:numPr>
-        <w:ind w:leftChars="0"/>
-        <w:rPr>
-          <w:rFonts w:hint="default" w:eastAsiaTheme="minorEastAsia"/>
-          <w:lang w:val="en-US" w:eastAsia="zh-CN"/>
-        </w:rPr>
-      </w:pPr>
-      <w:r>
-        <w:rPr>
-          <w:rFonts w:hint="default" w:eastAsiaTheme="minorEastAsia"/>
-          <w:lang w:val="en-US" w:eastAsia="zh-CN"/>
-        </w:rPr>
-        <w:t>1 手动指定 (自由度大 效率低下骨骼的名称和插槽的名称 需要后期指定)</w:t>
-      </w:r>
-    </w:p>
-    <w:p>
-      <w:pPr>
-        <w:numPr>
-          <w:ilvl w:val="0"/>
-          <w:numId w:val="0"/>
-        </w:numPr>
-        <w:ind w:leftChars="0"/>
-        <w:rPr>
-          <w:rFonts w:hint="default" w:eastAsiaTheme="minorEastAsia"/>
-          <w:lang w:val="en-US" w:eastAsia="zh-CN"/>
-        </w:rPr>
-      </w:pPr>
-      <w:r>
-        <w:rPr>
-          <w:rFonts w:hint="default" w:eastAsiaTheme="minorEastAsia"/>
-          <w:lang w:val="en-US" w:eastAsia="zh-CN"/>
-        </w:rPr>
-        <w:t>2 创建时直接选择插槽建立骨骼。（创建时骨骼的名称和插槽的名称完全一致。效率高）</w:t>
-      </w:r>
-    </w:p>
-    <w:p>
-      <w:pPr>
-        <w:numPr>
-          <w:ilvl w:val="0"/>
-          <w:numId w:val="0"/>
-        </w:numPr>
-        <w:ind w:leftChars="0"/>
-        <w:rPr>
-          <w:rFonts w:hint="default" w:eastAsiaTheme="minorEastAsia"/>
-          <w:lang w:val="en-US" w:eastAsia="zh-CN"/>
-        </w:rPr>
-      </w:pPr>
-    </w:p>
-    <w:p>
-      <w:pPr>
-        <w:numPr>
-          <w:ilvl w:val="0"/>
-          <w:numId w:val="0"/>
-        </w:numPr>
-        <w:ind w:leftChars="0"/>
-        <w:rPr>
-          <w:rFonts w:hint="default" w:eastAsiaTheme="minorEastAsia"/>
-          <w:lang w:val="en-US" w:eastAsia="zh-CN"/>
-        </w:rPr>
-      </w:pPr>
-      <w:r>
-        <w:rPr>
-          <w:rFonts w:hint="default" w:eastAsiaTheme="minorEastAsia"/>
-          <w:lang w:val="en-US" w:eastAsia="zh-CN"/>
-        </w:rPr>
-        <w:t xml:space="preserve">讲解 骨骼 下父子层级关系的概念。 上一个层级永远控制着下一个层级。 </w:t>
-      </w:r>
-    </w:p>
-    <w:p>
-      <w:pPr>
-        <w:numPr>
-          <w:ilvl w:val="0"/>
-          <w:numId w:val="0"/>
-        </w:numPr>
-        <w:ind w:leftChars="0"/>
-        <w:rPr>
-          <w:rFonts w:hint="default" w:eastAsiaTheme="minorEastAsia"/>
-          <w:lang w:val="en-US" w:eastAsia="zh-CN"/>
-        </w:rPr>
-      </w:pPr>
-    </w:p>
-    <w:p>
-      <w:pPr>
-        <w:numPr>
-          <w:ilvl w:val="0"/>
-          <w:numId w:val="0"/>
-        </w:numPr>
-        <w:ind w:leftChars="0"/>
-        <w:rPr>
-          <w:rFonts w:hint="default" w:eastAsiaTheme="minorEastAsia"/>
-          <w:lang w:val="en-US" w:eastAsia="zh-CN"/>
-        </w:rPr>
-      </w:pPr>
-      <w:r>
-        <w:rPr>
-          <w:rFonts w:hint="default" w:eastAsiaTheme="minorEastAsia"/>
-          <w:lang w:val="en-US" w:eastAsia="zh-CN"/>
-        </w:rPr>
-        <w:t>骨骼完成动画的方法：1 直接对骨骼进行动画 （后面的课程讲实战案例）</w:t>
-      </w:r>
-    </w:p>
-    <w:p>
-      <w:pPr>
-        <w:numPr>
-          <w:ilvl w:val="0"/>
-          <w:numId w:val="0"/>
-        </w:numPr>
-        <w:ind w:leftChars="0"/>
-        <w:rPr>
-          <w:rFonts w:hint="default" w:eastAsiaTheme="minorEastAsia"/>
-          <w:lang w:val="en-US" w:eastAsia="zh-CN"/>
-        </w:rPr>
-      </w:pPr>
-      <w:r>
-        <w:rPr>
-          <w:rFonts w:hint="default" w:eastAsiaTheme="minorEastAsia"/>
-          <w:lang w:val="en-US" w:eastAsia="zh-CN"/>
-        </w:rPr>
-        <w:t xml:space="preserve">                    2 骨骼通过对图片元素 绑定和调整权重来控制画面的运动。（后面的课程讲实战案例）</w:t>
-      </w:r>
-    </w:p>
-    <w:p>
-      <w:pPr>
-        <w:numPr>
-          <w:ilvl w:val="0"/>
-          <w:numId w:val="0"/>
-        </w:numPr>
-        <w:ind w:leftChars="0"/>
-        <w:rPr>
-          <w:rFonts w:hint="default" w:eastAsiaTheme="minorEastAsia"/>
-          <w:lang w:val="en-US" w:eastAsia="zh-CN"/>
-        </w:rPr>
-      </w:pPr>
-    </w:p>
-    <w:p>
-      <w:pPr>
-        <w:numPr>
-          <w:ilvl w:val="0"/>
-          <w:numId w:val="0"/>
-        </w:numPr>
-        <w:ind w:leftChars="0"/>
-        <w:rPr>
-          <w:rFonts w:hint="default" w:eastAsiaTheme="minorEastAsia"/>
-          <w:lang w:val="en-US" w:eastAsia="zh-CN"/>
-        </w:rPr>
-      </w:pPr>
-      <w:r>
-        <w:rPr>
-          <w:rFonts w:hint="default" w:eastAsiaTheme="minorEastAsia"/>
-          <w:lang w:val="en-US" w:eastAsia="zh-CN"/>
-        </w:rPr>
-        <w:t xml:space="preserve">讲解骨骼下的倾斜命令 </w:t>
-      </w:r>
-    </w:p>
-    <w:p>
-      <w:pPr>
-        <w:numPr>
-          <w:ilvl w:val="0"/>
-          <w:numId w:val="0"/>
-        </w:numPr>
-        <w:ind w:leftChars="0"/>
-        <w:rPr>
-          <w:rFonts w:hint="default" w:eastAsiaTheme="minorEastAsia"/>
-          <w:lang w:val="en-US" w:eastAsia="zh-CN"/>
-        </w:rPr>
-      </w:pPr>
-    </w:p>
-    <w:p>
-      <w:pPr>
-        <w:numPr>
-          <w:ilvl w:val="0"/>
-          <w:numId w:val="0"/>
-        </w:numPr>
-        <w:ind w:leftChars="0"/>
-        <w:rPr>
-          <w:rFonts w:hint="default" w:eastAsiaTheme="minorEastAsia"/>
-          <w:lang w:val="en-US" w:eastAsia="zh-CN"/>
-        </w:rPr>
-      </w:pPr>
-      <w:r>
-        <w:rPr>
-          <w:rFonts w:hint="default" w:eastAsiaTheme="minorEastAsia"/>
-          <w:lang w:val="en-US" w:eastAsia="zh-CN"/>
-        </w:rPr>
-        <w:t>讲解为插槽创建指定骨骼时轴心的重要性。（重点讲一下骨骼位于插槽正中心的方法）</w:t>
-      </w:r>
-    </w:p>
-    <w:p>
-      <w:pPr>
-        <w:numPr>
-          <w:ilvl w:val="0"/>
-          <w:numId w:val="0"/>
-        </w:numPr>
-        <w:ind w:leftChars="0"/>
-        <w:rPr>
-          <w:rFonts w:hint="default" w:eastAsiaTheme="minorEastAsia"/>
-          <w:lang w:val="en-US" w:eastAsia="zh-CN"/>
-        </w:rPr>
-      </w:pPr>
-    </w:p>
-    <w:p>
-      <w:pPr>
-        <w:numPr>
-          <w:ilvl w:val="0"/>
-          <w:numId w:val="2"/>
-        </w:numPr>
-        <w:ind w:left="420" w:leftChars="0" w:hanging="420" w:firstLineChars="0"/>
-        <w:rPr>
-          <w:rFonts w:hint="default" w:eastAsiaTheme="minorEastAsia"/>
-          <w:lang w:val="en-US" w:eastAsia="zh-CN"/>
-        </w:rPr>
-      </w:pPr>
-      <w:r>
-        <w:rPr>
-          <w:rFonts w:hint="default" w:eastAsiaTheme="minorEastAsia"/>
-          <w:lang w:val="en-US" w:eastAsia="zh-CN"/>
-        </w:rPr>
-        <w:t xml:space="preserve">骨架：Spine下最顶级的层级就是Skeleton(骨架)，相当于项目名称总文件夹 </w:t>
-      </w:r>
-    </w:p>
-    <w:p>
-      <w:pPr>
-        <w:numPr>
-          <w:ilvl w:val="0"/>
-          <w:numId w:val="0"/>
-        </w:numPr>
-        <w:ind w:leftChars="0"/>
-        <w:rPr>
-          <w:rFonts w:hint="default" w:eastAsiaTheme="minorEastAsia"/>
-          <w:lang w:val="en-US" w:eastAsia="zh-CN"/>
-        </w:rPr>
-      </w:pPr>
-    </w:p>
-    <w:p>
-      <w:pPr>
-        <w:numPr>
-          <w:ilvl w:val="0"/>
-          <w:numId w:val="0"/>
-        </w:numPr>
-        <w:ind w:leftChars="0"/>
-        <w:rPr>
-          <w:rFonts w:hint="default" w:eastAsiaTheme="minorEastAsia"/>
-          <w:lang w:val="en-US" w:eastAsia="zh-CN"/>
-        </w:rPr>
-      </w:pPr>
-      <w:r>
-        <w:rPr>
-          <w:rFonts w:hint="default" w:eastAsiaTheme="minorEastAsia"/>
-          <w:lang w:val="en-US" w:eastAsia="zh-CN"/>
-        </w:rPr>
-        <w:t>我们可以在一个项目中创建多个骨架，</w:t>
-      </w:r>
-    </w:p>
-    <w:p>
-      <w:pPr>
-        <w:numPr>
-          <w:ilvl w:val="0"/>
-          <w:numId w:val="0"/>
-        </w:numPr>
-        <w:ind w:leftChars="0"/>
-        <w:rPr>
-          <w:rFonts w:hint="default" w:eastAsiaTheme="minorEastAsia"/>
-          <w:lang w:val="en-US" w:eastAsia="zh-CN"/>
-        </w:rPr>
-      </w:pPr>
-    </w:p>
-    <w:p>
-      <w:pPr>
-        <w:numPr>
-          <w:ilvl w:val="0"/>
-          <w:numId w:val="0"/>
-        </w:numPr>
-        <w:ind w:leftChars="0"/>
-        <w:rPr>
-          <w:rFonts w:hint="default" w:eastAsiaTheme="minorEastAsia"/>
-          <w:lang w:val="en-US" w:eastAsia="zh-CN"/>
-        </w:rPr>
-      </w:pPr>
-      <w:r>
-        <w:rPr>
-          <w:rFonts w:hint="default" w:eastAsiaTheme="minorEastAsia"/>
-          <w:lang w:val="en-US" w:eastAsia="zh-CN"/>
-        </w:rPr>
-        <w:t>创建新骨架在SPINE菜单栏中完成（Ctrl +N）。</w:t>
-      </w:r>
-    </w:p>
-    <w:p>
-      <w:pPr>
-        <w:numPr>
-          <w:ilvl w:val="0"/>
-          <w:numId w:val="0"/>
-        </w:numPr>
-        <w:ind w:leftChars="0"/>
-        <w:rPr>
-          <w:rFonts w:hint="default" w:eastAsiaTheme="minorEastAsia"/>
-          <w:lang w:val="en-US" w:eastAsia="zh-CN"/>
-        </w:rPr>
-      </w:pPr>
-    </w:p>
-    <w:p>
-      <w:pPr>
-        <w:numPr>
-          <w:ilvl w:val="0"/>
-          <w:numId w:val="0"/>
-        </w:numPr>
-        <w:ind w:leftChars="0"/>
-        <w:rPr>
-          <w:rFonts w:hint="default" w:eastAsiaTheme="minorEastAsia"/>
-          <w:lang w:val="en-US" w:eastAsia="zh-CN"/>
-        </w:rPr>
-      </w:pPr>
-      <w:r>
-        <w:rPr>
-          <w:rFonts w:hint="default" w:eastAsiaTheme="minorEastAsia"/>
-          <w:lang w:val="en-US" w:eastAsia="zh-CN"/>
-        </w:rPr>
-        <w:t>选择下面按钮中的复制按钮也可以复制出一个新的骨架。</w:t>
-      </w:r>
-    </w:p>
-    <w:p>
-      <w:pPr>
-        <w:numPr>
-          <w:ilvl w:val="0"/>
-          <w:numId w:val="0"/>
-        </w:numPr>
-        <w:ind w:leftChars="0"/>
-        <w:rPr>
-          <w:rFonts w:hint="default" w:eastAsiaTheme="minorEastAsia"/>
-          <w:lang w:val="en-US" w:eastAsia="zh-CN"/>
-        </w:rPr>
-      </w:pPr>
-    </w:p>
-    <w:p>
-      <w:pPr>
-        <w:numPr>
-          <w:ilvl w:val="0"/>
-          <w:numId w:val="2"/>
-        </w:numPr>
-        <w:ind w:left="420" w:leftChars="0" w:hanging="420" w:firstLineChars="0"/>
-        <w:rPr>
-          <w:rFonts w:hint="default" w:eastAsiaTheme="minorEastAsia"/>
-          <w:lang w:val="en-US" w:eastAsia="zh-CN"/>
-        </w:rPr>
-      </w:pPr>
-      <w:bookmarkStart w:id="0" w:name="网格权重和骨骼的关系"/>
-      <w:r>
-        <w:rPr>
-          <w:rFonts w:hint="eastAsia"/>
-          <w:lang w:val="en-US" w:eastAsia="zh-CN"/>
-        </w:rPr>
-        <w:t>网格权重和骨骼的关系</w:t>
-      </w:r>
-      <w:bookmarkEnd w:id="0"/>
-    </w:p>
-    <w:p>
-      <w:pPr>
-        <w:numPr>
-          <w:ilvl w:val="0"/>
-          <w:numId w:val="0"/>
-        </w:numPr>
-        <w:ind w:leftChars="0"/>
-      </w:pPr>
-      <w:r>
-        <w:drawing>
-          <wp:inline distT="0" distB="0" distL="114300" distR="114300">
-            <wp:extent cx="5266690" cy="2825750"/>
-            <wp:effectExtent l="0" t="0" r="6350" b="8890"/>
-            <wp:docPr id="5" name="图片 2"/>
-            <wp:cNvGraphicFramePr>
-              <a:graphicFrameLocks xmlns:a="http://schemas.openxmlformats.org/drawingml/2006/main" noChangeAspect="1"/>
-            </wp:cNvGraphicFramePr>
-            <a:graphic xmlns:a="http://schemas.openxmlformats.org/drawingml/2006/main">
-              <a:graphicData uri="http://schemas.openxmlformats.org/drawingml/2006/picture">
-                <pic:pic xmlns:pic="http://schemas.openxmlformats.org/drawingml/2006/picture">
-                  <pic:nvPicPr>
-                    <pic:cNvPr id="5" name="图片 2"/>
                     <pic:cNvPicPr>
                       <a:picLocks noChangeAspect="1"/>
                     </pic:cNvPicPr>
@@ -1241,6 +639,732 @@
         </w:numPr>
         <w:ind w:leftChars="0"/>
         <w:rPr>
+          <w:rFonts w:hint="default" w:eastAsiaTheme="minorEastAsia"/>
+          <w:lang w:val="en-US" w:eastAsia="zh-CN"/>
+        </w:rPr>
+      </w:pPr>
+      <w:r>
+        <w:rPr>
+          <w:rFonts w:hint="default" w:eastAsiaTheme="minorEastAsia"/>
+          <w:lang w:val="en-US" w:eastAsia="zh-CN"/>
+        </w:rPr>
+        <w:t xml:space="preserve">创建插槽的方法 </w:t>
+      </w:r>
+    </w:p>
+    <w:p>
+      <w:pPr>
+        <w:numPr>
+          <w:ilvl w:val="0"/>
+          <w:numId w:val="0"/>
+        </w:numPr>
+        <w:ind w:leftChars="0"/>
+        <w:rPr>
+          <w:rFonts w:hint="default" w:eastAsiaTheme="minorEastAsia"/>
+          <w:lang w:val="en-US" w:eastAsia="zh-CN"/>
+        </w:rPr>
+      </w:pPr>
+      <w:r>
+        <w:rPr>
+          <w:rFonts w:hint="default" w:eastAsiaTheme="minorEastAsia"/>
+          <w:lang w:val="en-US" w:eastAsia="zh-CN"/>
+        </w:rPr>
+        <w:t xml:space="preserve"> 1 直接拖拽图片到视窗  软件自动建立一个和图片素材文件名相同的插槽</w:t>
+      </w:r>
+    </w:p>
+    <w:p>
+      <w:pPr>
+        <w:numPr>
+          <w:ilvl w:val="0"/>
+          <w:numId w:val="0"/>
+        </w:numPr>
+        <w:ind w:leftChars="0"/>
+        <w:rPr>
+          <w:rFonts w:hint="default" w:eastAsiaTheme="minorEastAsia"/>
+          <w:lang w:val="en-US" w:eastAsia="zh-CN"/>
+        </w:rPr>
+      </w:pPr>
+      <w:r>
+        <w:rPr>
+          <w:rFonts w:hint="default" w:eastAsiaTheme="minorEastAsia"/>
+          <w:lang w:val="en-US" w:eastAsia="zh-CN"/>
+        </w:rPr>
+        <w:t xml:space="preserve"> 2 通过创建骨骼来建立插槽（讲完骨骼命令再给大家演示）</w:t>
+      </w:r>
+    </w:p>
+    <w:p>
+      <w:pPr>
+        <w:numPr>
+          <w:ilvl w:val="0"/>
+          <w:numId w:val="0"/>
+        </w:numPr>
+        <w:ind w:leftChars="0"/>
+        <w:rPr>
+          <w:rFonts w:hint="default" w:eastAsiaTheme="minorEastAsia"/>
+          <w:lang w:val="en-US" w:eastAsia="zh-CN"/>
+        </w:rPr>
+      </w:pPr>
+      <w:r>
+        <w:rPr>
+          <w:rFonts w:hint="default" w:eastAsiaTheme="minorEastAsia"/>
+          <w:lang w:val="en-US" w:eastAsia="zh-CN"/>
+        </w:rPr>
+        <w:t xml:space="preserve"> 一个插槽可以拥有很多子附件。但是却永远只能显示一个附件</w:t>
+      </w:r>
+    </w:p>
+    <w:p>
+      <w:pPr>
+        <w:numPr>
+          <w:ilvl w:val="0"/>
+          <w:numId w:val="0"/>
+        </w:numPr>
+        <w:ind w:leftChars="0"/>
+        <w:rPr>
+          <w:rFonts w:hint="default" w:eastAsiaTheme="minorEastAsia"/>
+          <w:lang w:val="en-US" w:eastAsia="zh-CN"/>
+        </w:rPr>
+      </w:pPr>
+      <w:r>
+        <w:rPr>
+          <w:rFonts w:hint="default" w:eastAsiaTheme="minorEastAsia"/>
+          <w:lang w:val="en-US" w:eastAsia="zh-CN"/>
+        </w:rPr>
+        <w:t>讲解插槽的作用 ：做序列动画（讲概念 理解概念就行 后面的课程讲实战案例）</w:t>
+      </w:r>
+    </w:p>
+    <w:p>
+      <w:pPr>
+        <w:numPr>
+          <w:ilvl w:val="0"/>
+          <w:numId w:val="0"/>
+        </w:numPr>
+        <w:ind w:leftChars="0"/>
+        <w:rPr>
+          <w:rFonts w:hint="default" w:eastAsiaTheme="minorEastAsia"/>
+          <w:lang w:val="en-US" w:eastAsia="zh-CN"/>
+        </w:rPr>
+      </w:pPr>
+      <w:r>
+        <w:rPr>
+          <w:rFonts w:hint="default" w:eastAsiaTheme="minorEastAsia"/>
+          <w:lang w:val="en-US" w:eastAsia="zh-CN"/>
+        </w:rPr>
+        <w:t>通过在绘制顺序下调整插槽来改变图片的上下级显示关系 非常重要。（讲概念 理解概念就行 后面的课程讲实战案例）</w:t>
+      </w:r>
+    </w:p>
+    <w:p>
+      <w:pPr>
+        <w:numPr>
+          <w:ilvl w:val="0"/>
+          <w:numId w:val="2"/>
+        </w:numPr>
+        <w:ind w:left="420" w:leftChars="0" w:hanging="420" w:firstLineChars="0"/>
+        <w:rPr>
+          <w:rFonts w:hint="default" w:eastAsiaTheme="minorEastAsia"/>
+          <w:lang w:val="en-US" w:eastAsia="zh-CN"/>
+        </w:rPr>
+      </w:pPr>
+      <w:r>
+        <w:rPr>
+          <w:rFonts w:hint="default" w:eastAsiaTheme="minorEastAsia"/>
+          <w:lang w:val="en-US" w:eastAsia="zh-CN"/>
+        </w:rPr>
+        <w:t>骨骼：用来驱动插槽动画的上一层父级工具。</w:t>
+      </w:r>
+    </w:p>
+    <w:p>
+      <w:pPr>
+        <w:numPr>
+          <w:ilvl w:val="0"/>
+          <w:numId w:val="0"/>
+        </w:numPr>
+        <w:ind w:leftChars="0"/>
+        <w:rPr>
+          <w:rFonts w:hint="default" w:eastAsiaTheme="minorEastAsia"/>
+          <w:lang w:val="en-US" w:eastAsia="zh-CN"/>
+        </w:rPr>
+      </w:pPr>
+      <w:r>
+        <w:rPr>
+          <w:rFonts w:hint="eastAsia"/>
+          <w:lang w:val="en-US" w:eastAsia="zh-CN"/>
+        </w:rPr>
+        <w:t>骨骼的快速绑定，使用ctrl来选中附件，然后点击创建骨骼就可以了</w:t>
+      </w:r>
+    </w:p>
+    <w:p>
+      <w:pPr>
+        <w:numPr>
+          <w:ilvl w:val="0"/>
+          <w:numId w:val="0"/>
+        </w:numPr>
+        <w:ind w:leftChars="0"/>
+        <w:rPr>
+          <w:rFonts w:hint="default" w:eastAsiaTheme="minorEastAsia"/>
+          <w:lang w:val="en-US" w:eastAsia="zh-CN"/>
+        </w:rPr>
+      </w:pPr>
+      <w:r>
+        <w:drawing>
+          <wp:inline distT="0" distB="0" distL="114300" distR="114300">
+            <wp:extent cx="5274310" cy="2829560"/>
+            <wp:effectExtent l="0" t="0" r="13970" b="5080"/>
+            <wp:docPr id="4" name="图片 4"/>
+            <wp:cNvGraphicFramePr>
+              <a:graphicFrameLocks xmlns:a="http://schemas.openxmlformats.org/drawingml/2006/main" noChangeAspect="1"/>
+            </wp:cNvGraphicFramePr>
+            <a:graphic xmlns:a="http://schemas.openxmlformats.org/drawingml/2006/main">
+              <a:graphicData uri="http://schemas.openxmlformats.org/drawingml/2006/picture">
+                <pic:pic xmlns:pic="http://schemas.openxmlformats.org/drawingml/2006/picture">
+                  <pic:nvPicPr>
+                    <pic:cNvPr id="4" name="图片 4"/>
+                    <pic:cNvPicPr>
+                      <a:picLocks noChangeAspect="1"/>
+                    </pic:cNvPicPr>
+                  </pic:nvPicPr>
+                  <pic:blipFill>
+                    <a:blip r:embed="rId11"/>
+                    <a:stretch>
+                      <a:fillRect/>
+                    </a:stretch>
+                  </pic:blipFill>
+                  <pic:spPr>
+                    <a:xfrm>
+                      <a:off x="0" y="0"/>
+                      <a:ext cx="5274310" cy="2829560"/>
+                    </a:xfrm>
+                    <a:prstGeom prst="rect">
+                      <a:avLst/>
+                    </a:prstGeom>
+                    <a:noFill/>
+                    <a:ln>
+                      <a:noFill/>
+                    </a:ln>
+                  </pic:spPr>
+                </pic:pic>
+              </a:graphicData>
+            </a:graphic>
+          </wp:inline>
+        </w:drawing>
+      </w:r>
+    </w:p>
+    <w:p>
+      <w:pPr>
+        <w:numPr>
+          <w:ilvl w:val="0"/>
+          <w:numId w:val="0"/>
+        </w:numPr>
+        <w:ind w:leftChars="0"/>
+        <w:rPr>
+          <w:rFonts w:hint="default" w:eastAsiaTheme="minorEastAsia"/>
+          <w:lang w:val="en-US" w:eastAsia="zh-CN"/>
+        </w:rPr>
+      </w:pPr>
+      <w:r>
+        <w:rPr>
+          <w:rFonts w:hint="default" w:eastAsiaTheme="minorEastAsia"/>
+          <w:lang w:val="en-US" w:eastAsia="zh-CN"/>
+        </w:rPr>
+        <w:t>默认情况下SPINE会分配一个主骨骼对象（root），主骨骼对象（root）是无法删除的。默认处在原点位置。是所有骨骼的最高父级骨骼。</w:t>
+      </w:r>
+    </w:p>
+    <w:p>
+      <w:pPr>
+        <w:numPr>
+          <w:ilvl w:val="0"/>
+          <w:numId w:val="0"/>
+        </w:numPr>
+        <w:ind w:leftChars="0"/>
+        <w:rPr>
+          <w:rFonts w:hint="default" w:eastAsiaTheme="minorEastAsia"/>
+          <w:lang w:val="en-US" w:eastAsia="zh-CN"/>
+        </w:rPr>
+      </w:pPr>
+    </w:p>
+    <w:p>
+      <w:pPr>
+        <w:numPr>
+          <w:ilvl w:val="0"/>
+          <w:numId w:val="0"/>
+        </w:numPr>
+        <w:ind w:leftChars="0"/>
+        <w:rPr>
+          <w:rFonts w:hint="default" w:eastAsiaTheme="minorEastAsia"/>
+          <w:lang w:val="en-US" w:eastAsia="zh-CN"/>
+        </w:rPr>
+      </w:pPr>
+      <w:r>
+        <w:rPr>
+          <w:rFonts w:hint="default" w:eastAsiaTheme="minorEastAsia"/>
+          <w:lang w:val="en-US" w:eastAsia="zh-CN"/>
+        </w:rPr>
+        <w:t>除去主骨骼对象（root） spine下所有的其它骨骼都需要 我们手动创建 并手动指定它为某一个插槽的父层级</w:t>
+      </w:r>
+    </w:p>
+    <w:p>
+      <w:pPr>
+        <w:numPr>
+          <w:ilvl w:val="0"/>
+          <w:numId w:val="0"/>
+        </w:numPr>
+        <w:ind w:leftChars="0"/>
+        <w:rPr>
+          <w:rFonts w:hint="default" w:eastAsiaTheme="minorEastAsia"/>
+          <w:lang w:val="en-US" w:eastAsia="zh-CN"/>
+        </w:rPr>
+      </w:pPr>
+    </w:p>
+    <w:p>
+      <w:pPr>
+        <w:numPr>
+          <w:ilvl w:val="0"/>
+          <w:numId w:val="0"/>
+        </w:numPr>
+        <w:ind w:leftChars="0"/>
+        <w:rPr>
+          <w:rFonts w:hint="default" w:eastAsiaTheme="minorEastAsia"/>
+          <w:lang w:val="en-US" w:eastAsia="zh-CN"/>
+        </w:rPr>
+      </w:pPr>
+    </w:p>
+    <w:p>
+      <w:pPr>
+        <w:numPr>
+          <w:ilvl w:val="0"/>
+          <w:numId w:val="0"/>
+        </w:numPr>
+        <w:ind w:leftChars="0"/>
+        <w:rPr>
+          <w:rFonts w:hint="default" w:eastAsiaTheme="minorEastAsia"/>
+          <w:lang w:val="en-US" w:eastAsia="zh-CN"/>
+        </w:rPr>
+      </w:pPr>
+      <w:r>
+        <w:rPr>
+          <w:rFonts w:hint="default" w:eastAsiaTheme="minorEastAsia"/>
+          <w:lang w:val="en-US" w:eastAsia="zh-CN"/>
+        </w:rPr>
+        <w:t>讲解 如何为 插槽指定骨骼</w:t>
+      </w:r>
+    </w:p>
+    <w:p>
+      <w:pPr>
+        <w:numPr>
+          <w:ilvl w:val="0"/>
+          <w:numId w:val="0"/>
+        </w:numPr>
+        <w:ind w:leftChars="0"/>
+        <w:rPr>
+          <w:rFonts w:hint="default" w:eastAsiaTheme="minorEastAsia"/>
+          <w:lang w:val="en-US" w:eastAsia="zh-CN"/>
+        </w:rPr>
+      </w:pPr>
+      <w:r>
+        <w:rPr>
+          <w:rFonts w:hint="default" w:eastAsiaTheme="minorEastAsia"/>
+          <w:lang w:val="en-US" w:eastAsia="zh-CN"/>
+        </w:rPr>
+        <w:t>1 手动指定 (自由度大 效率低下骨骼的名称和插槽的名称 需要后期指定)</w:t>
+      </w:r>
+    </w:p>
+    <w:p>
+      <w:pPr>
+        <w:numPr>
+          <w:ilvl w:val="0"/>
+          <w:numId w:val="0"/>
+        </w:numPr>
+        <w:ind w:leftChars="0"/>
+        <w:rPr>
+          <w:rFonts w:hint="default" w:eastAsiaTheme="minorEastAsia"/>
+          <w:lang w:val="en-US" w:eastAsia="zh-CN"/>
+        </w:rPr>
+      </w:pPr>
+      <w:r>
+        <w:rPr>
+          <w:rFonts w:hint="default" w:eastAsiaTheme="minorEastAsia"/>
+          <w:lang w:val="en-US" w:eastAsia="zh-CN"/>
+        </w:rPr>
+        <w:t>2 创建时直接选择插槽建立骨骼。（创建时骨骼的名称和插槽的名称完全一致。效率高）</w:t>
+      </w:r>
+    </w:p>
+    <w:p>
+      <w:pPr>
+        <w:numPr>
+          <w:ilvl w:val="0"/>
+          <w:numId w:val="0"/>
+        </w:numPr>
+        <w:ind w:leftChars="0"/>
+        <w:rPr>
+          <w:rFonts w:hint="default" w:eastAsiaTheme="minorEastAsia"/>
+          <w:lang w:val="en-US" w:eastAsia="zh-CN"/>
+        </w:rPr>
+      </w:pPr>
+    </w:p>
+    <w:p>
+      <w:pPr>
+        <w:numPr>
+          <w:ilvl w:val="0"/>
+          <w:numId w:val="0"/>
+        </w:numPr>
+        <w:ind w:leftChars="0"/>
+        <w:rPr>
+          <w:rFonts w:hint="default" w:eastAsiaTheme="minorEastAsia"/>
+          <w:lang w:val="en-US" w:eastAsia="zh-CN"/>
+        </w:rPr>
+      </w:pPr>
+      <w:r>
+        <w:rPr>
+          <w:rFonts w:hint="default" w:eastAsiaTheme="minorEastAsia"/>
+          <w:lang w:val="en-US" w:eastAsia="zh-CN"/>
+        </w:rPr>
+        <w:t xml:space="preserve">讲解 骨骼 下父子层级关系的概念。 上一个层级永远控制着下一个层级。 </w:t>
+      </w:r>
+    </w:p>
+    <w:p>
+      <w:pPr>
+        <w:numPr>
+          <w:ilvl w:val="0"/>
+          <w:numId w:val="0"/>
+        </w:numPr>
+        <w:ind w:leftChars="0"/>
+        <w:rPr>
+          <w:rFonts w:hint="default" w:eastAsiaTheme="minorEastAsia"/>
+          <w:lang w:val="en-US" w:eastAsia="zh-CN"/>
+        </w:rPr>
+      </w:pPr>
+    </w:p>
+    <w:p>
+      <w:pPr>
+        <w:numPr>
+          <w:ilvl w:val="0"/>
+          <w:numId w:val="0"/>
+        </w:numPr>
+        <w:ind w:leftChars="0"/>
+        <w:rPr>
+          <w:rFonts w:hint="default" w:eastAsiaTheme="minorEastAsia"/>
+          <w:lang w:val="en-US" w:eastAsia="zh-CN"/>
+        </w:rPr>
+      </w:pPr>
+      <w:r>
+        <w:rPr>
+          <w:rFonts w:hint="default" w:eastAsiaTheme="minorEastAsia"/>
+          <w:lang w:val="en-US" w:eastAsia="zh-CN"/>
+        </w:rPr>
+        <w:t>骨骼完成动画的方法：1 直接对骨骼进行动画 （后面的课程讲实战案例）</w:t>
+      </w:r>
+    </w:p>
+    <w:p>
+      <w:pPr>
+        <w:numPr>
+          <w:ilvl w:val="0"/>
+          <w:numId w:val="0"/>
+        </w:numPr>
+        <w:ind w:leftChars="0"/>
+        <w:rPr>
+          <w:rFonts w:hint="default" w:eastAsiaTheme="minorEastAsia"/>
+          <w:lang w:val="en-US" w:eastAsia="zh-CN"/>
+        </w:rPr>
+      </w:pPr>
+      <w:r>
+        <w:rPr>
+          <w:rFonts w:hint="default" w:eastAsiaTheme="minorEastAsia"/>
+          <w:lang w:val="en-US" w:eastAsia="zh-CN"/>
+        </w:rPr>
+        <w:t xml:space="preserve">                    2 骨骼通过对图片元素 绑定和调整权重来控制画面的运动。（后面的课程讲实战案例）</w:t>
+      </w:r>
+    </w:p>
+    <w:p>
+      <w:pPr>
+        <w:numPr>
+          <w:ilvl w:val="0"/>
+          <w:numId w:val="0"/>
+        </w:numPr>
+        <w:ind w:leftChars="0"/>
+        <w:rPr>
+          <w:rFonts w:hint="default" w:eastAsiaTheme="minorEastAsia"/>
+          <w:lang w:val="en-US" w:eastAsia="zh-CN"/>
+        </w:rPr>
+      </w:pPr>
+    </w:p>
+    <w:p>
+      <w:pPr>
+        <w:numPr>
+          <w:ilvl w:val="0"/>
+          <w:numId w:val="0"/>
+        </w:numPr>
+        <w:ind w:leftChars="0"/>
+        <w:rPr>
+          <w:rFonts w:hint="default" w:eastAsiaTheme="minorEastAsia"/>
+          <w:lang w:val="en-US" w:eastAsia="zh-CN"/>
+        </w:rPr>
+      </w:pPr>
+      <w:r>
+        <w:rPr>
+          <w:rFonts w:hint="default" w:eastAsiaTheme="minorEastAsia"/>
+          <w:lang w:val="en-US" w:eastAsia="zh-CN"/>
+        </w:rPr>
+        <w:t xml:space="preserve">讲解骨骼下的倾斜命令 </w:t>
+      </w:r>
+    </w:p>
+    <w:p>
+      <w:pPr>
+        <w:numPr>
+          <w:ilvl w:val="0"/>
+          <w:numId w:val="0"/>
+        </w:numPr>
+        <w:ind w:leftChars="0"/>
+        <w:rPr>
+          <w:rFonts w:hint="default" w:eastAsiaTheme="minorEastAsia"/>
+          <w:lang w:val="en-US" w:eastAsia="zh-CN"/>
+        </w:rPr>
+      </w:pPr>
+    </w:p>
+    <w:p>
+      <w:pPr>
+        <w:numPr>
+          <w:ilvl w:val="0"/>
+          <w:numId w:val="0"/>
+        </w:numPr>
+        <w:ind w:leftChars="0"/>
+        <w:rPr>
+          <w:rFonts w:hint="default" w:eastAsiaTheme="minorEastAsia"/>
+          <w:lang w:val="en-US" w:eastAsia="zh-CN"/>
+        </w:rPr>
+      </w:pPr>
+      <w:r>
+        <w:rPr>
+          <w:rFonts w:hint="default" w:eastAsiaTheme="minorEastAsia"/>
+          <w:lang w:val="en-US" w:eastAsia="zh-CN"/>
+        </w:rPr>
+        <w:t>讲解为插槽创建指定骨骼时轴心的重要性。（重点讲一下骨骼位于插槽正中心的方法）</w:t>
+      </w:r>
+    </w:p>
+    <w:p>
+      <w:pPr>
+        <w:numPr>
+          <w:ilvl w:val="0"/>
+          <w:numId w:val="0"/>
+        </w:numPr>
+        <w:ind w:leftChars="0"/>
+        <w:rPr>
+          <w:rFonts w:hint="default" w:eastAsiaTheme="minorEastAsia"/>
+          <w:lang w:val="en-US" w:eastAsia="zh-CN"/>
+        </w:rPr>
+      </w:pPr>
+    </w:p>
+    <w:p>
+      <w:pPr>
+        <w:numPr>
+          <w:ilvl w:val="0"/>
+          <w:numId w:val="2"/>
+        </w:numPr>
+        <w:ind w:left="420" w:leftChars="0" w:hanging="420" w:firstLineChars="0"/>
+        <w:rPr>
+          <w:rFonts w:hint="default" w:eastAsiaTheme="minorEastAsia"/>
+          <w:lang w:val="en-US" w:eastAsia="zh-CN"/>
+        </w:rPr>
+      </w:pPr>
+      <w:r>
+        <w:rPr>
+          <w:rFonts w:hint="default" w:eastAsiaTheme="minorEastAsia"/>
+          <w:lang w:val="en-US" w:eastAsia="zh-CN"/>
+        </w:rPr>
+        <w:t xml:space="preserve">骨架：Spine下最顶级的层级就是Skeleton(骨架)，相当于项目名称总文件夹 </w:t>
+      </w:r>
+    </w:p>
+    <w:p>
+      <w:pPr>
+        <w:numPr>
+          <w:ilvl w:val="0"/>
+          <w:numId w:val="0"/>
+        </w:numPr>
+        <w:ind w:leftChars="0"/>
+        <w:rPr>
+          <w:rFonts w:hint="default" w:eastAsiaTheme="minorEastAsia"/>
+          <w:lang w:val="en-US" w:eastAsia="zh-CN"/>
+        </w:rPr>
+      </w:pPr>
+    </w:p>
+    <w:p>
+      <w:pPr>
+        <w:numPr>
+          <w:ilvl w:val="0"/>
+          <w:numId w:val="0"/>
+        </w:numPr>
+        <w:ind w:leftChars="0"/>
+        <w:rPr>
+          <w:rFonts w:hint="default" w:eastAsiaTheme="minorEastAsia"/>
+          <w:lang w:val="en-US" w:eastAsia="zh-CN"/>
+        </w:rPr>
+      </w:pPr>
+      <w:r>
+        <w:rPr>
+          <w:rFonts w:hint="default" w:eastAsiaTheme="minorEastAsia"/>
+          <w:lang w:val="en-US" w:eastAsia="zh-CN"/>
+        </w:rPr>
+        <w:t>我们可以在一个项目中创建多个骨架，</w:t>
+      </w:r>
+    </w:p>
+    <w:p>
+      <w:pPr>
+        <w:numPr>
+          <w:ilvl w:val="0"/>
+          <w:numId w:val="0"/>
+        </w:numPr>
+        <w:ind w:leftChars="0"/>
+        <w:rPr>
+          <w:rFonts w:hint="default" w:eastAsiaTheme="minorEastAsia"/>
+          <w:lang w:val="en-US" w:eastAsia="zh-CN"/>
+        </w:rPr>
+      </w:pPr>
+    </w:p>
+    <w:p>
+      <w:pPr>
+        <w:numPr>
+          <w:ilvl w:val="0"/>
+          <w:numId w:val="0"/>
+        </w:numPr>
+        <w:ind w:leftChars="0"/>
+        <w:rPr>
+          <w:rFonts w:hint="default" w:eastAsiaTheme="minorEastAsia"/>
+          <w:lang w:val="en-US" w:eastAsia="zh-CN"/>
+        </w:rPr>
+      </w:pPr>
+      <w:r>
+        <w:rPr>
+          <w:rFonts w:hint="default" w:eastAsiaTheme="minorEastAsia"/>
+          <w:lang w:val="en-US" w:eastAsia="zh-CN"/>
+        </w:rPr>
+        <w:t>创建新骨架在SPINE菜单栏中完成（Ctrl +N）。</w:t>
+      </w:r>
+    </w:p>
+    <w:p>
+      <w:pPr>
+        <w:numPr>
+          <w:ilvl w:val="0"/>
+          <w:numId w:val="0"/>
+        </w:numPr>
+        <w:ind w:leftChars="0"/>
+        <w:rPr>
+          <w:rFonts w:hint="default" w:eastAsiaTheme="minorEastAsia"/>
+          <w:lang w:val="en-US" w:eastAsia="zh-CN"/>
+        </w:rPr>
+      </w:pPr>
+    </w:p>
+    <w:p>
+      <w:pPr>
+        <w:numPr>
+          <w:ilvl w:val="0"/>
+          <w:numId w:val="0"/>
+        </w:numPr>
+        <w:ind w:leftChars="0"/>
+        <w:rPr>
+          <w:rFonts w:hint="default" w:eastAsiaTheme="minorEastAsia"/>
+          <w:lang w:val="en-US" w:eastAsia="zh-CN"/>
+        </w:rPr>
+      </w:pPr>
+      <w:r>
+        <w:rPr>
+          <w:rFonts w:hint="default" w:eastAsiaTheme="minorEastAsia"/>
+          <w:lang w:val="en-US" w:eastAsia="zh-CN"/>
+        </w:rPr>
+        <w:t>选择下面按钮中的复制按钮也可以复制出一个新的骨架。</w:t>
+      </w:r>
+    </w:p>
+    <w:p>
+      <w:pPr>
+        <w:numPr>
+          <w:ilvl w:val="0"/>
+          <w:numId w:val="0"/>
+        </w:numPr>
+        <w:ind w:leftChars="0"/>
+        <w:rPr>
+          <w:rFonts w:hint="default" w:eastAsiaTheme="minorEastAsia"/>
+          <w:lang w:val="en-US" w:eastAsia="zh-CN"/>
+        </w:rPr>
+      </w:pPr>
+    </w:p>
+    <w:p>
+      <w:pPr>
+        <w:numPr>
+          <w:ilvl w:val="0"/>
+          <w:numId w:val="2"/>
+        </w:numPr>
+        <w:ind w:left="420" w:leftChars="0" w:hanging="420" w:firstLineChars="0"/>
+        <w:rPr>
+          <w:rFonts w:hint="default" w:eastAsiaTheme="minorEastAsia"/>
+          <w:lang w:val="en-US" w:eastAsia="zh-CN"/>
+        </w:rPr>
+      </w:pPr>
+      <w:bookmarkStart w:id="0" w:name="网格权重和骨骼的关系"/>
+      <w:r>
+        <w:rPr>
+          <w:rFonts w:hint="eastAsia"/>
+          <w:lang w:val="en-US" w:eastAsia="zh-CN"/>
+        </w:rPr>
+        <w:t>网格权重和骨骼的关系</w:t>
+      </w:r>
+      <w:bookmarkEnd w:id="0"/>
+    </w:p>
+    <w:p>
+      <w:pPr>
+        <w:numPr>
+          <w:ilvl w:val="0"/>
+          <w:numId w:val="0"/>
+        </w:numPr>
+        <w:ind w:leftChars="0"/>
+      </w:pPr>
+      <w:r>
+        <w:drawing>
+          <wp:inline distT="0" distB="0" distL="114300" distR="114300">
+            <wp:extent cx="5266690" cy="2825750"/>
+            <wp:effectExtent l="0" t="0" r="6350" b="8890"/>
+            <wp:docPr id="5" name="图片 2"/>
+            <wp:cNvGraphicFramePr>
+              <a:graphicFrameLocks xmlns:a="http://schemas.openxmlformats.org/drawingml/2006/main" noChangeAspect="1"/>
+            </wp:cNvGraphicFramePr>
+            <a:graphic xmlns:a="http://schemas.openxmlformats.org/drawingml/2006/main">
+              <a:graphicData uri="http://schemas.openxmlformats.org/drawingml/2006/picture">
+                <pic:pic xmlns:pic="http://schemas.openxmlformats.org/drawingml/2006/picture">
+                  <pic:nvPicPr>
+                    <pic:cNvPr id="5" name="图片 2"/>
+                    <pic:cNvPicPr>
+                      <a:picLocks noChangeAspect="1"/>
+                    </pic:cNvPicPr>
+                  </pic:nvPicPr>
+                  <pic:blipFill>
+                    <a:blip r:embed="rId12"/>
+                    <a:stretch>
+                      <a:fillRect/>
+                    </a:stretch>
+                  </pic:blipFill>
+                  <pic:spPr>
+                    <a:xfrm>
+                      <a:off x="0" y="0"/>
+                      <a:ext cx="5266690" cy="2825750"/>
+                    </a:xfrm>
+                    <a:prstGeom prst="rect">
+                      <a:avLst/>
+                    </a:prstGeom>
+                    <a:noFill/>
+                    <a:ln>
+                      <a:noFill/>
+                    </a:ln>
+                  </pic:spPr>
+                </pic:pic>
+              </a:graphicData>
+            </a:graphic>
+          </wp:inline>
+        </w:drawing>
+      </w:r>
+    </w:p>
+    <w:p>
+      <w:pPr>
+        <w:numPr>
+          <w:ilvl w:val="0"/>
+          <w:numId w:val="0"/>
+        </w:numPr>
+        <w:ind w:leftChars="0"/>
+        <w:rPr>
           <w:rFonts w:hint="default"/>
           <w:lang w:val="en-US" w:eastAsia="zh-CN"/>
         </w:rPr>
@@ -1264,7 +1388,7 @@
                     </pic:cNvPicPr>
                   </pic:nvPicPr>
                   <pic:blipFill>
-                    <a:blip r:embed="rId11"/>
+                    <a:blip r:embed="rId13"/>
                     <a:stretch>
                       <a:fillRect/>
                     </a:stretch>
@@ -1478,7 +1602,7 @@
     <w:lsdException w:unhideWhenUsed="0" w:uiPriority="0" w:semiHidden="0" w:name="HTML Sample"/>
     <w:lsdException w:unhideWhenUsed="0" w:uiPriority="0" w:semiHidden="0" w:name="HTML Typewriter"/>
     <w:lsdException w:unhideWhenUsed="0" w:uiPriority="0" w:semiHidden="0" w:name="HTML Variable"/>
-    <w:lsdException w:unhideWhenUsed="0" w:uiPriority="0" w:name="Normal Table"/>
+    <w:lsdException w:qFormat="1" w:unhideWhenUsed="0" w:uiPriority="0" w:name="Normal Table"/>
     <w:lsdException w:unhideWhenUsed="0" w:uiPriority="0" w:semiHidden="0" w:name="annotation subject"/>
     <w:lsdException w:unhideWhenUsed="0" w:uiPriority="0" w:semiHidden="0" w:name="Table Simple 1"/>
     <w:lsdException w:unhideWhenUsed="0" w:uiPriority="0" w:semiHidden="0" w:name="Table Simple 2"/>
@@ -1649,6 +1773,7 @@
   <w:style w:type="table" w:default="1" w:styleId="2">
     <w:name w:val="Normal Table"/>
     <w:semiHidden/>
+    <w:qFormat/>
     <w:uiPriority w:val="0"/>
     <w:tblPr>
       <w:tblCellMar>
@@ -1927,4 +2052,23 @@
   </a:themeElements>
   <a:objectDefaults/>
 </a:theme>
+</file>
+
+<file path=customXml/item1.xml><?xml version="1.0" encoding="utf-8"?>
+<s:customData xmlns="http://www.wps.cn/officeDocument/2013/wpsCustomData" xmlns:s="http://www.wps.cn/officeDocument/2013/wpsCustomData">
+  <customSectProps/>
+  <extobjs>
+    <extobj name="F35B0BEE-F18A-47BB-8FCB-E00DA2F2635D-1">
+      <extobjdata type="F35B0BEE-F18A-47BB-8FCB-E00DA2F2635D" data="ewoJIkRlc2lnbklkIiA6ICJiZGE2MzVmOS04ZDcwLTQ0NDQtOWRlZC0zYWVmMjM5OTZmNDMiCn0K"/>
+    </extobj>
+  </extobjs>
+</s:customData>
+</file>
+
+<file path=customXml/itemProps1.xml><?xml version="1.0" encoding="utf-8"?>
+<ds:datastoreItem xmlns:ds="http://schemas.openxmlformats.org/officeDocument/2006/customXml" ds:itemID="{B1977F7D-205B-4081-913C-38D41E755F92}">
+  <ds:schemaRefs>
+    <ds:schemaRef ds:uri="http://www.wps.cn/officeDocument/2013/wpsCustomData"/>
+  </ds:schemaRefs>
+</ds:datastoreItem>
 </file>